--- a/blog/Blog Post 7/Navigating AI Transformation_ ZOKFORCE's Five-Stag.docx
+++ b/blog/Blog Post 7/Navigating AI Transformation_ ZOKFORCE's Five-Stag.docx
@@ -5954,7 +5954,7 @@
 </file>
 
 <file path=customXml/itemProps1.xml><?xml version="1.0" encoding="utf-8"?>
-<ds:datastoreItem xmlns:ds="http://schemas.openxmlformats.org/officeDocument/2006/customXml" ds:itemID="{8E4FCD1D-440D-F34E-85F9-9F21EDD5A7B5}">
+<ds:datastoreItem xmlns:ds="http://schemas.openxmlformats.org/officeDocument/2006/customXml" ds:itemID="{4FECF30F-D445-2D41-B0CF-ABBDF7A1A3B7}">
   <ds:schemaRefs>
     <ds:schemaRef ds:uri="http://schemas.openxmlformats.org/officeDocument/2006/bibliography"/>
   </ds:schemaRefs>
